--- a/BACKUP&RECOVERY/01장/01장_백업복구_개요와_19c_복구_아키텍처.docx
+++ b/BACKUP&RECOVERY/01장/01장_백업복구_개요와_19c_복구_아키텍처.docx
@@ -1234,7 +1234,7 @@
                 <w:color w:val="E6E6E6"/>
                 <w:sz w:val="19"/>
               </w:rPr>
-              <w:t>/u01/app/oracle/oradata/ORCL/control01.ctl</w:t>
+              <w:t>/u01/app/oracle/oradata/orcl/control01.ctl</w:t>
             </w:r>
           </w:p>
           <w:p>
@@ -1248,7 +1248,7 @@
                 <w:color w:val="E6E6E6"/>
                 <w:sz w:val="19"/>
               </w:rPr>
-              <w:t>/u01/app/oracle/oradata/ORCL/control02.ctl</w:t>
+              <w:t>/u01/app/oracle/oradata/orcl/control02.ctl</w:t>
             </w:r>
           </w:p>
           <w:p>
@@ -1869,7 +1869,7 @@
                 <w:color w:val="E6E6E6"/>
                 <w:sz w:val="19"/>
               </w:rPr>
-              <w:t xml:space="preserve">         1 /u01/app/oracle/oradata/ORCL/redo01.log</w:t>
+              <w:t xml:space="preserve">         1 /u01/app/oracle/oradata/orcl/redo01.log</w:t>
             </w:r>
           </w:p>
           <w:p>
@@ -1883,7 +1883,7 @@
                 <w:color w:val="E6E6E6"/>
                 <w:sz w:val="19"/>
               </w:rPr>
-              <w:t xml:space="preserve">         2 /u01/app/oracle/oradata/ORCL/redo02.log</w:t>
+              <w:t xml:space="preserve">         2 /u01/app/oracle/oradata/orcl/redo02.log</w:t>
             </w:r>
           </w:p>
           <w:p>
@@ -1897,7 +1897,7 @@
                 <w:color w:val="E6E6E6"/>
                 <w:sz w:val="19"/>
               </w:rPr>
-              <w:t xml:space="preserve">         3 /u01/app/oracle/oradata/ORCL/redo03.log</w:t>
+              <w:t xml:space="preserve">         3 /u01/app/oracle/oradata/orcl/redo03.log</w:t>
             </w:r>
           </w:p>
         </w:tc>
@@ -2870,7 +2870,7 @@
                 <w:color w:val="E6E6E6"/>
                 <w:sz w:val="19"/>
               </w:rPr>
-              <w:t>/u01/app/oracle/oradata/ORCL/system01.dbf</w:t>
+              <w:t>/u01/app/oracle/oradata/orcl/system01.dbf</w:t>
             </w:r>
           </w:p>
           <w:p>
@@ -2884,7 +2884,7 @@
                 <w:color w:val="E6E6E6"/>
                 <w:sz w:val="19"/>
               </w:rPr>
-              <w:t>/u01/app/oracle/oradata/ORCL/sysaux01.dbf</w:t>
+              <w:t>/u01/app/oracle/oradata/orcl/sysaux01.dbf</w:t>
             </w:r>
           </w:p>
           <w:p>
@@ -2898,7 +2898,7 @@
                 <w:color w:val="E6E6E6"/>
                 <w:sz w:val="19"/>
               </w:rPr>
-              <w:t>/u01/app/oracle/oradata/ORCL/undotbs01.dbf</w:t>
+              <w:t>/u01/app/oracle/oradata/orcl/undotbs01.dbf</w:t>
             </w:r>
           </w:p>
           <w:p>
@@ -2912,7 +2912,7 @@
                 <w:color w:val="E6E6E6"/>
                 <w:sz w:val="19"/>
               </w:rPr>
-              <w:t>/u01/app/oracle/oradata/ORCL/users01.dbf</w:t>
+              <w:t>/u01/app/oracle/oradata/orcl/users01.dbf</w:t>
             </w:r>
           </w:p>
           <w:p>
@@ -2926,7 +2926,7 @@
                 <w:color w:val="E6E6E6"/>
                 <w:sz w:val="19"/>
               </w:rPr>
-              <w:t>/u01/app/oracle/oradata/ORCL/control01.ctl</w:t>
+              <w:t>/u01/app/oracle/oradata/orcl/control01.ctl</w:t>
             </w:r>
           </w:p>
           <w:p>
@@ -2940,7 +2940,7 @@
                 <w:color w:val="E6E6E6"/>
                 <w:sz w:val="19"/>
               </w:rPr>
-              <w:t>/u01/app/oracle/oradata/ORCL/control02.ctl</w:t>
+              <w:t>/u01/app/oracle/oradata/orcl/control02.ctl</w:t>
             </w:r>
           </w:p>
           <w:p>
@@ -2954,7 +2954,7 @@
                 <w:color w:val="E6E6E6"/>
                 <w:sz w:val="19"/>
               </w:rPr>
-              <w:t>/u01/app/oracle/oradata/ORCL/redo01.log</w:t>
+              <w:t>/u01/app/oracle/oradata/orcl/redo01.log</w:t>
             </w:r>
           </w:p>
           <w:p>
@@ -2968,7 +2968,7 @@
                 <w:color w:val="E6E6E6"/>
                 <w:sz w:val="19"/>
               </w:rPr>
-              <w:t>/u01/app/oracle/oradata/ORCL/redo02.log</w:t>
+              <w:t>/u01/app/oracle/oradata/orcl/redo02.log</w:t>
             </w:r>
           </w:p>
           <w:p>
@@ -2982,7 +2982,7 @@
                 <w:color w:val="E6E6E6"/>
                 <w:sz w:val="19"/>
               </w:rPr>
-              <w:t>/u01/app/oracle/oradata/ORCL/redo03.log</w:t>
+              <w:t>/u01/app/oracle/oradata/orcl/redo03.log</w:t>
             </w:r>
           </w:p>
           <w:p>
@@ -3402,7 +3402,7 @@
                 <w:color w:val="E6E6E6"/>
                 <w:sz w:val="19"/>
               </w:rPr>
-              <w:t xml:space="preserve">         1 /u01/app/oracle/oradata/ORCL/system01.dbf                2097189 SYSTEM</w:t>
+              <w:t xml:space="preserve">         1 /u01/app/oracle/oradata/orcl/system01.dbf                2097189 SYSTEM</w:t>
             </w:r>
           </w:p>
           <w:p>
@@ -3416,7 +3416,7 @@
                 <w:color w:val="E6E6E6"/>
                 <w:sz w:val="19"/>
               </w:rPr>
-              <w:t xml:space="preserve">         3 /u01/app/oracle/oradata/ORCL/sysaux01.dbf                2097189 ONLINE</w:t>
+              <w:t xml:space="preserve">         3 /u01/app/oracle/oradata/orcl/sysaux01.dbf                2097189 ONLINE</w:t>
             </w:r>
           </w:p>
           <w:p>
@@ -3430,7 +3430,7 @@
                 <w:color w:val="E6E6E6"/>
                 <w:sz w:val="19"/>
               </w:rPr>
-              <w:t xml:space="preserve">         4 /u01/app/oracle/oradata/ORCL/undotbs01.dbf               2097189 ONLINE</w:t>
+              <w:t xml:space="preserve">         4 /u01/app/oracle/oradata/orcl/undotbs01.dbf               2097189 ONLINE</w:t>
             </w:r>
           </w:p>
           <w:p>
@@ -3444,7 +3444,7 @@
                 <w:color w:val="E6E6E6"/>
                 <w:sz w:val="19"/>
               </w:rPr>
-              <w:t xml:space="preserve">         7 /u01/app/oracle/oradata/ORCL/users01.dbf                 2097189 ONLINE</w:t>
+              <w:t xml:space="preserve">         7 /u01/app/oracle/oradata/orcl/users01.dbf                 2097189 ONLINE</w:t>
             </w:r>
           </w:p>
           <w:p>
@@ -7323,7 +7323,7 @@
                 <w:color w:val="E6E6E6"/>
                 <w:sz w:val="19"/>
               </w:rPr>
-              <w:t>ORA-01110: data file 7: '/u01/app/oracle/oradata/ORCL/users01.dbf'</w:t>
+              <w:t>ORA-01110: data file 7: '/u01/app/oracle/oradata/orcl/users01.dbf'</w:t>
             </w:r>
           </w:p>
           <w:p>
